--- a/Especializacion/Proyecto I/Clases/LEEME - Material para estudiantes.docx
+++ b/Especializacion/Proyecto I/Clases/LEEME - Material para estudiantes.docx
@@ -879,7 +879,7 @@
                 <w:color w:val="2B2B2B"/>
                 <w:sz w:val="20"/>
               </w:rPr>
-              <w:t>31/08/2026</w:t>
+              <w:t>30/08/2026</w:t>
             </w:r>
           </w:p>
         </w:tc>
@@ -944,7 +944,7 @@
                 <w:color w:val="2B2B2B"/>
                 <w:sz w:val="20"/>
               </w:rPr>
-              <w:t>28/09/2026</w:t>
+              <w:t>04/10/2026</w:t>
             </w:r>
           </w:p>
         </w:tc>
@@ -1007,7 +1007,7 @@
                 <w:color w:val="2B2B2B"/>
                 <w:sz w:val="20"/>
               </w:rPr>
-              <w:t>09/11/2026</w:t>
+              <w:t>08/11/2026</w:t>
             </w:r>
           </w:p>
         </w:tc>
@@ -1135,7 +1135,7 @@
                 <w:color w:val="2B2B2B"/>
                 <w:sz w:val="20"/>
               </w:rPr>
-              <w:t>16/11/2026</w:t>
+              <w:t>15/11/2026</w:t>
             </w:r>
           </w:p>
         </w:tc>
@@ -1206,7 +1206,7 @@
           <w:color w:val="111111"/>
           <w:sz w:val="19"/>
         </w:rPr>
-        <w:t xml:space="preserve">  Presentacion del Curso - Proyecto I (nuevo).pptx</w:t>
+        <w:t xml:space="preserve">  Presentacion del Curso - Proyecto I.pptx</w:t>
       </w:r>
       <w:r>
         <w:br/>

--- a/Especializacion/Proyecto I/Clases/LEEME - Material para estudiantes.docx
+++ b/Especializacion/Proyecto I/Clases/LEEME - Material para estudiantes.docx
@@ -1028,136 +1028,212 @@
           </w:p>
         </w:tc>
       </w:tr>
-      <w:tr>
-        <w:tc>
-          <w:tcPr>
-            <w:tcW w:type="dxa" w:w="3264"/>
-            <w:shd w:val="clear" w:fill="F5F7F5"/>
-            <w:shd w:val="clear" w:fill="F5F7F5"/>
-          </w:tcPr>
-          <w:p>
-            <w:r/>
-            <w:r>
-              <w:rPr>
-                <w:rFonts w:ascii="Calibri" w:hAnsi="Calibri"/>
-                <w:b/>
-                <w:color w:val="2B2B2B"/>
-                <w:sz w:val="20"/>
-              </w:rPr>
-              <w:t>Autoevaluación</w:t>
-            </w:r>
-            <w:r>
-              <w:rPr>
-                <w:rFonts w:ascii="Calibri" w:hAnsi="Calibri"/>
-                <w:b w:val="0"/>
-                <w:color w:val="2B2B2B"/>
-                <w:sz w:val="20"/>
-              </w:rPr>
-              <w:t xml:space="preserve"> — Autoevaluación</w:t>
-            </w:r>
-          </w:p>
-        </w:tc>
-        <w:tc>
-          <w:tcPr>
-            <w:tcW w:type="dxa" w:w="3264"/>
-            <w:shd w:val="clear" w:fill="F5F7F5"/>
-            <w:shd w:val="clear" w:fill="F5F7F5"/>
-          </w:tcPr>
-          <w:p>
-            <w:r/>
-            <w:r>
-              <w:rPr>
-                <w:rFonts w:ascii="Calibri" w:hAnsi="Calibri"/>
-                <w:b/>
-                <w:color w:val="2B2B2B"/>
-                <w:sz w:val="20"/>
-              </w:rPr>
-              <w:t>22/11/2026</w:t>
-            </w:r>
-          </w:p>
-        </w:tc>
-        <w:tc>
-          <w:tcPr>
-            <w:tcW w:type="dxa" w:w="3264"/>
-            <w:shd w:val="clear" w:fill="F5F7F5"/>
-            <w:shd w:val="clear" w:fill="F5F7F5"/>
-          </w:tcPr>
-          <w:p>
-            <w:r/>
-            <w:r>
-              <w:rPr>
-                <w:rFonts w:ascii="Consolas" w:hAnsi="Consolas"/>
-                <w:color w:val="111111"/>
-                <w:sz w:val="19"/>
-              </w:rPr>
-              <w:t>Recursos/ACAs/ACA Autoevaluacion.docx</w:t>
-            </w:r>
-          </w:p>
-        </w:tc>
-      </w:tr>
-      <w:tr>
-        <w:tc>
-          <w:tcPr>
-            <w:tcW w:type="dxa" w:w="3264"/>
-          </w:tcPr>
-          <w:p>
-            <w:r/>
-            <w:r>
-              <w:rPr>
-                <w:rFonts w:ascii="Calibri" w:hAnsi="Calibri"/>
-                <w:b/>
-                <w:color w:val="2B2B2B"/>
-                <w:sz w:val="20"/>
-              </w:rPr>
-              <w:t>Coevaluación</w:t>
-            </w:r>
-            <w:r>
-              <w:rPr>
-                <w:rFonts w:ascii="Calibri" w:hAnsi="Calibri"/>
-                <w:b w:val="0"/>
-                <w:color w:val="2B2B2B"/>
-                <w:sz w:val="20"/>
-              </w:rPr>
-              <w:t xml:space="preserve"> — Coevaluación</w:t>
-            </w:r>
-          </w:p>
-        </w:tc>
-        <w:tc>
-          <w:tcPr>
-            <w:tcW w:type="dxa" w:w="3264"/>
-          </w:tcPr>
-          <w:p>
-            <w:r/>
-            <w:r>
-              <w:rPr>
-                <w:rFonts w:ascii="Calibri" w:hAnsi="Calibri"/>
-                <w:b/>
-                <w:color w:val="2B2B2B"/>
-                <w:sz w:val="20"/>
-              </w:rPr>
-              <w:t>15/11/2026</w:t>
-            </w:r>
-          </w:p>
-        </w:tc>
-        <w:tc>
-          <w:tcPr>
-            <w:tcW w:type="dxa" w:w="3264"/>
-          </w:tcPr>
-          <w:p>
-            <w:r/>
-            <w:r>
-              <w:rPr>
-                <w:rFonts w:ascii="Consolas" w:hAnsi="Consolas"/>
-                <w:color w:val="111111"/>
-                <w:sz w:val="19"/>
-              </w:rPr>
-              <w:t>Recursos/ACAs/ACA Coevaluacion.docx</w:t>
-            </w:r>
-          </w:p>
-        </w:tc>
-      </w:tr>
     </w:tbl>
     <w:p/>
+    <w:p>
+      <w:pPr>
+        <w:spacing w:before="200" w:after="60"/>
+      </w:pPr>
+      <w:r>
+        <w:rPr>
+          <w:rFonts w:ascii="Calibri" w:hAnsi="Calibri"/>
+          <w:b/>
+          <w:color w:val="007433"/>
+          <w:sz w:val="32"/>
+        </w:rPr>
+        <w:t xml:space="preserve">Autoevaluación y coevaluación — </w:t>
+      </w:r>
+      <w:r>
+        <w:rPr>
+          <w:rFonts w:ascii="Calibri" w:hAnsi="Calibri"/>
+          <w:b/>
+          <w:color w:val="007433"/>
+          <w:sz w:val="32"/>
+        </w:rPr>
+        <w:t>no son ACAs</w:t>
+      </w:r>
+    </w:p>
+    <w:p>
+      <w:r>
+        <w:rPr>
+          <w:rFonts w:ascii="Calibri" w:hAnsi="Calibri"/>
+          <w:b w:val="0"/>
+          <w:color w:val="2B2B2B"/>
+          <w:sz w:val="22"/>
+        </w:rPr>
+        <w:t xml:space="preserve">Al cierre del curso hay además dos </w:t>
+      </w:r>
+      <w:r>
+        <w:rPr>
+          <w:rFonts w:ascii="Calibri" w:hAnsi="Calibri"/>
+          <w:b/>
+          <w:color w:val="2B2B2B"/>
+          <w:sz w:val="22"/>
+        </w:rPr>
+        <w:t>instrumentos individuales</w:t>
+      </w:r>
+      <w:r>
+        <w:rPr>
+          <w:rFonts w:ascii="Calibri" w:hAnsi="Calibri"/>
+          <w:b w:val="0"/>
+          <w:color w:val="2B2B2B"/>
+          <w:sz w:val="22"/>
+        </w:rPr>
+        <w:t xml:space="preserve">: no se entrega documento ni se usa la plantilla APA. </w:t>
+      </w:r>
+      <w:r>
+        <w:rPr>
+          <w:rFonts w:ascii="Calibri" w:hAnsi="Calibri"/>
+          <w:b/>
+          <w:color w:val="2B2B2B"/>
+          <w:sz w:val="22"/>
+        </w:rPr>
+        <w:t>Cada estudiante los diligencia</w:t>
+      </w:r>
+      <w:r>
+        <w:rPr>
+          <w:rFonts w:ascii="Calibri" w:hAnsi="Calibri"/>
+          <w:b w:val="0"/>
+          <w:color w:val="2B2B2B"/>
+          <w:sz w:val="22"/>
+        </w:rPr>
+        <w:t xml:space="preserve"> (tipo formulario) en </w:t>
+      </w:r>
+      <w:r>
+        <w:rPr>
+          <w:rFonts w:ascii="Calibri" w:hAnsi="Calibri"/>
+          <w:b/>
+          <w:color w:val="2B2B2B"/>
+          <w:sz w:val="22"/>
+        </w:rPr>
+        <w:t>CDigital</w:t>
+      </w:r>
+      <w:r>
+        <w:rPr>
+          <w:rFonts w:ascii="Calibri" w:hAnsi="Calibri"/>
+          <w:b w:val="0"/>
+          <w:color w:val="2B2B2B"/>
+          <w:sz w:val="22"/>
+        </w:rPr>
+        <w:t xml:space="preserve">, dentro de su ventana. </w:t>
+      </w:r>
+      <w:r>
+        <w:rPr>
+          <w:rFonts w:ascii="Calibri" w:hAnsi="Calibri"/>
+          <w:b/>
+          <w:color w:val="2B2B2B"/>
+          <w:sz w:val="22"/>
+        </w:rPr>
+        <w:t>No sustituyen la ACA 3</w:t>
+      </w:r>
+      <w:r>
+        <w:rPr>
+          <w:rFonts w:ascii="Calibri" w:hAnsi="Calibri"/>
+          <w:b w:val="0"/>
+          <w:color w:val="2B2B2B"/>
+          <w:sz w:val="22"/>
+        </w:rPr>
+        <w:t>; si no los diligencias, ese porcentaje queda en cero.</w:t>
+      </w:r>
+    </w:p>
+    <w:p>
+      <w:pPr>
+        <w:pStyle w:val="ListBullet"/>
+      </w:pPr>
+      <w:r>
+        <w:rPr>
+          <w:rFonts w:ascii="Calibri" w:hAnsi="Calibri"/>
+          <w:b/>
+          <w:color w:val="2B2B2B"/>
+          <w:sz w:val="22"/>
+        </w:rPr>
+        <w:t>Coevaluación</w:t>
+      </w:r>
+      <w:r>
+        <w:rPr>
+          <w:rFonts w:ascii="Calibri" w:hAnsi="Calibri"/>
+          <w:b w:val="0"/>
+          <w:color w:val="2B2B2B"/>
+          <w:sz w:val="22"/>
+        </w:rPr>
+        <w:t xml:space="preserve"> (4%) — se diligencia hasta el </w:t>
+      </w:r>
+      <w:r>
+        <w:rPr>
+          <w:rFonts w:ascii="Calibri" w:hAnsi="Calibri"/>
+          <w:b/>
+          <w:color w:val="2B2B2B"/>
+          <w:sz w:val="22"/>
+        </w:rPr>
+        <w:t>15/11/2026</w:t>
+      </w:r>
+      <w:r>
+        <w:rPr>
+          <w:rFonts w:ascii="Calibri" w:hAnsi="Calibri"/>
+          <w:b w:val="0"/>
+          <w:color w:val="2B2B2B"/>
+          <w:sz w:val="22"/>
+        </w:rPr>
+        <w:t xml:space="preserve"> · instructivo: </w:t>
+      </w:r>
+      <w:r>
+        <w:rPr>
+          <w:rFonts w:ascii="Consolas" w:hAnsi="Consolas"/>
+          <w:color w:val="111111"/>
+          <w:sz w:val="21"/>
+        </w:rPr>
+        <w:t>Recursos/ACAs/Coevaluacion individual (4%) - instructivo.docx</w:t>
+      </w:r>
+    </w:p>
+    <w:p>
+      <w:pPr>
+        <w:pStyle w:val="ListBullet"/>
+      </w:pPr>
+      <w:r>
+        <w:rPr>
+          <w:rFonts w:ascii="Calibri" w:hAnsi="Calibri"/>
+          <w:b/>
+          <w:color w:val="2B2B2B"/>
+          <w:sz w:val="22"/>
+        </w:rPr>
+        <w:t>Autoevaluación</w:t>
+      </w:r>
+      <w:r>
+        <w:rPr>
+          <w:rFonts w:ascii="Calibri" w:hAnsi="Calibri"/>
+          <w:b w:val="0"/>
+          <w:color w:val="2B2B2B"/>
+          <w:sz w:val="22"/>
+        </w:rPr>
+        <w:t xml:space="preserve"> (4%) — se diligencia hasta el </w:t>
+      </w:r>
+      <w:r>
+        <w:rPr>
+          <w:rFonts w:ascii="Calibri" w:hAnsi="Calibri"/>
+          <w:b/>
+          <w:color w:val="2B2B2B"/>
+          <w:sz w:val="22"/>
+        </w:rPr>
+        <w:t>22/11/2026</w:t>
+      </w:r>
+      <w:r>
+        <w:rPr>
+          <w:rFonts w:ascii="Calibri" w:hAnsi="Calibri"/>
+          <w:b w:val="0"/>
+          <w:color w:val="2B2B2B"/>
+          <w:sz w:val="22"/>
+        </w:rPr>
+        <w:t xml:space="preserve"> · instructivo: </w:t>
+      </w:r>
+      <w:r>
+        <w:rPr>
+          <w:rFonts w:ascii="Consolas" w:hAnsi="Consolas"/>
+          <w:color w:val="111111"/>
+          <w:sz w:val="21"/>
+        </w:rPr>
+        <w:t>Recursos/ACAs/Autoevaluacion individual (4%) - instructivo.docx</w:t>
+      </w:r>
+    </w:p>
     <w:p>
       <w:pPr>
         <w:spacing w:before="200" w:after="60"/>
@@ -1251,6 +1327,17 @@
           <w:sz w:val="19"/>
         </w:rPr>
         <w:t xml:space="preserve">      ACA N - ….docx</w:t>
+      </w:r>
+      <w:r>
+        <w:br/>
+      </w:r>
+      <w:r>
+        <w:rPr>
+          <w:rFonts w:ascii="Consolas" w:hAnsi="Consolas"/>
+          <w:color w:val="111111"/>
+          <w:sz w:val="19"/>
+        </w:rPr>
+        <w:t xml:space="preserve">      Autoevaluacion / Coevaluacion individual (4%) - instructivo.docx   ← no son ACAs</w:t>
       </w:r>
       <w:r>
         <w:br/>

--- a/Especializacion/Proyecto I/Clases/LEEME - Material para estudiantes.docx
+++ b/Especializacion/Proyecto I/Clases/LEEME - Material para estudiantes.docx
@@ -313,6 +313,100 @@
           <w:color w:val="2B2B2B"/>
           <w:sz w:val="22"/>
         </w:rPr>
+        <w:t>`Sesion 01 - …/`</w:t>
+      </w:r>
+      <w:r>
+        <w:rPr>
+          <w:rFonts w:ascii="Calibri" w:hAnsi="Calibri"/>
+          <w:b w:val="0"/>
+          <w:color w:val="2B2B2B"/>
+          <w:sz w:val="22"/>
+        </w:rPr>
+        <w:t xml:space="preserve"> — además del deck, trae la </w:t>
+      </w:r>
+      <w:r>
+        <w:rPr>
+          <w:rFonts w:ascii="Calibri" w:hAnsi="Calibri"/>
+          <w:b/>
+          <w:color w:val="2B2B2B"/>
+          <w:sz w:val="22"/>
+        </w:rPr>
+        <w:t>lectura autónoma</w:t>
+      </w:r>
+      <w:r>
+        <w:rPr>
+          <w:rFonts w:ascii="Calibri" w:hAnsi="Calibri"/>
+          <w:b w:val="0"/>
+          <w:color w:val="2B2B2B"/>
+          <w:sz w:val="22"/>
+        </w:rPr>
+        <w:t xml:space="preserve"> de la semana en PDF y el archivo </w:t>
+      </w:r>
+      <w:r>
+        <w:rPr>
+          <w:rFonts w:ascii="Consolas" w:hAnsi="Consolas"/>
+          <w:color w:val="111111"/>
+          <w:sz w:val="21"/>
+        </w:rPr>
+        <w:t>Lectura autonoma - Sesion 01.txt</w:t>
+      </w:r>
+      <w:r>
+        <w:rPr>
+          <w:rFonts w:ascii="Calibri" w:hAnsi="Calibri"/>
+          <w:b w:val="0"/>
+          <w:color w:val="2B2B2B"/>
+          <w:sz w:val="22"/>
+        </w:rPr>
+        <w:t xml:space="preserve"> con la cita, el enlace y </w:t>
+      </w:r>
+      <w:r>
+        <w:rPr>
+          <w:rFonts w:ascii="Calibri" w:hAnsi="Calibri"/>
+          <w:b/>
+          <w:color w:val="2B2B2B"/>
+          <w:sz w:val="22"/>
+        </w:rPr>
+        <w:t>qué traer a la Sesión 02</w:t>
+      </w:r>
+      <w:r>
+        <w:rPr>
+          <w:rFonts w:ascii="Calibri" w:hAnsi="Calibri"/>
+          <w:b w:val="0"/>
+          <w:color w:val="2B2B2B"/>
+          <w:sz w:val="22"/>
+        </w:rPr>
+        <w:t xml:space="preserve">. La Sesión 01 es de </w:t>
+      </w:r>
+      <w:r>
+        <w:rPr>
+          <w:rFonts w:ascii="Calibri" w:hAnsi="Calibri"/>
+          <w:b/>
+          <w:color w:val="2B2B2B"/>
+          <w:sz w:val="22"/>
+        </w:rPr>
+        <w:t>encuadre</w:t>
+      </w:r>
+      <w:r>
+        <w:rPr>
+          <w:rFonts w:ascii="Calibri" w:hAnsi="Calibri"/>
+          <w:b w:val="0"/>
+          <w:color w:val="2B2B2B"/>
+          <w:sz w:val="22"/>
+        </w:rPr>
+        <w:t>: no se dicta tema, el contenido arranca en la Sesión 02.</w:t>
+      </w:r>
+    </w:p>
+    <w:p>
+      <w:pPr>
+        <w:pStyle w:val="ListNumber"/>
+      </w:pPr>
+      <w:r>
+        <w:rPr>
+          <w:rFonts w:ascii="Calibri" w:hAnsi="Calibri"/>
+          <w:b/>
+          <w:color w:val="2B2B2B"/>
+          <w:sz w:val="22"/>
+        </w:rPr>
         <w:t>`Recursos/ACAs/`</w:t>
       </w:r>
       <w:r>
@@ -537,7 +631,7 @@
                 <w:color w:val="2B2B2B"/>
                 <w:sz w:val="20"/>
               </w:rPr>
-              <w:t>[URL Meet — mismo enlace toda la serie · PROYECTO I]</w:t>
+              <w:t>https://meet.google.com/omk-woqk-vsj</w:t>
             </w:r>
           </w:p>
         </w:tc>
@@ -1370,6 +1464,28 @@
           <w:color w:val="111111"/>
           <w:sz w:val="19"/>
         </w:rPr>
+        <w:t xml:space="preserve">    Lectura autonoma - Sesion 01.txt       ← qué leer, para cuándo y dónde está</w:t>
+      </w:r>
+      <w:r>
+        <w:br/>
+      </w:r>
+      <w:r>
+        <w:rPr>
+          <w:rFonts w:ascii="Consolas" w:hAnsi="Consolas"/>
+          <w:color w:val="111111"/>
+          <w:sz w:val="19"/>
+        </w:rPr>
+        <w:t xml:space="preserve">    Lectura … .pdf                          ← la(s) lectura(s), en acceso abierto</w:t>
+      </w:r>
+      <w:r>
+        <w:br/>
+      </w:r>
+      <w:r>
+        <w:rPr>
+          <w:rFonts w:ascii="Consolas" w:hAnsi="Consolas"/>
+          <w:color w:val="111111"/>
+          <w:sz w:val="19"/>
+        </w:rPr>
         <w:t xml:space="preserve">    (fichas / capturas de apoyo si aplica)</w:t>
       </w:r>
       <w:r>
@@ -1473,7 +1589,78 @@
           <w:color w:val="2B2B2B"/>
           <w:sz w:val="22"/>
         </w:rPr>
-        <w:t>) y, si hay, plantillas o capturas de apoyo para el taller.</w:t>
+        <w:t xml:space="preserve">) y, si hay, plantillas o capturas de apoyo para el taller. En </w:t>
+      </w:r>
+      <w:r>
+        <w:rPr>
+          <w:rFonts w:ascii="Calibri" w:hAnsi="Calibri"/>
+          <w:b/>
+          <w:color w:val="2B2B2B"/>
+          <w:sz w:val="22"/>
+        </w:rPr>
+        <w:t>`Sesion 01 - …/`</w:t>
+      </w:r>
+      <w:r>
+        <w:rPr>
+          <w:rFonts w:ascii="Calibri" w:hAnsi="Calibri"/>
+          <w:b w:val="0"/>
+          <w:color w:val="2B2B2B"/>
+          <w:sz w:val="22"/>
+        </w:rPr>
+        <w:t xml:space="preserve"> están además la </w:t>
+      </w:r>
+      <w:r>
+        <w:rPr>
+          <w:rFonts w:ascii="Calibri" w:hAnsi="Calibri"/>
+          <w:b/>
+          <w:color w:val="2B2B2B"/>
+          <w:sz w:val="22"/>
+        </w:rPr>
+        <w:t>lectura autónoma</w:t>
+      </w:r>
+      <w:r>
+        <w:rPr>
+          <w:rFonts w:ascii="Calibri" w:hAnsi="Calibri"/>
+          <w:b w:val="0"/>
+          <w:color w:val="2B2B2B"/>
+          <w:sz w:val="22"/>
+        </w:rPr>
+        <w:t xml:space="preserve"> (PDF de acceso abierto) y el </w:t>
+      </w:r>
+      <w:r>
+        <w:rPr>
+          <w:rFonts w:ascii="Consolas" w:hAnsi="Consolas"/>
+          <w:color w:val="111111"/>
+          <w:sz w:val="21"/>
+        </w:rPr>
+        <w:t>.txt</w:t>
+      </w:r>
+      <w:r>
+        <w:rPr>
+          <w:rFonts w:ascii="Calibri" w:hAnsi="Calibri"/>
+          <w:b w:val="0"/>
+          <w:color w:val="2B2B2B"/>
+          <w:sz w:val="22"/>
+        </w:rPr>
+        <w:t xml:space="preserve"> que dice qué leer, cuánto tarda y qué traer a la Sesión 02: </w:t>
+      </w:r>
+      <w:r>
+        <w:rPr>
+          <w:rFonts w:ascii="Calibri" w:hAnsi="Calibri"/>
+          <w:b/>
+          <w:color w:val="2B2B2B"/>
+          <w:sz w:val="22"/>
+        </w:rPr>
+        <w:t>no hay que buscarla en ningún otro lado</w:t>
+      </w:r>
+      <w:r>
+        <w:rPr>
+          <w:rFonts w:ascii="Calibri" w:hAnsi="Calibri"/>
+          <w:b w:val="0"/>
+          <w:color w:val="2B2B2B"/>
+          <w:sz w:val="22"/>
+        </w:rPr>
+        <w:t>.</w:t>
       </w:r>
     </w:p>
     <w:p>

--- a/Especializacion/Proyecto I/Clases/LEEME - Material para estudiantes.docx
+++ b/Especializacion/Proyecto I/Clases/LEEME - Material para estudiantes.docx
@@ -676,7 +676,7 @@
                 <w:color w:val="2B2B2B"/>
                 <w:sz w:val="20"/>
               </w:rPr>
-              <w:t>[URL CDigital — campus del curso pendiente]</w:t>
+              <w:t>https://cdigital.cun.edu.co/course/view.php?id=130378</w:t>
             </w:r>
           </w:p>
         </w:tc>

--- a/Especializacion/Proyecto I/Clases/LEEME - Material para estudiantes.docx
+++ b/Especializacion/Proyecto I/Clases/LEEME - Material para estudiantes.docx
@@ -778,7 +778,7 @@
           <w:color w:val="007433"/>
           <w:sz w:val="32"/>
         </w:rPr>
-        <w:t>ACAs / entregas evaluadas (enunciados)</w:t>
+        <w:t>Lo que se evalúa (los ítems de CDigital, uno por uno)</w:t>
       </w:r>
     </w:p>
     <w:p>
@@ -789,7 +789,43 @@
           <w:color w:val="2B2B2B"/>
           <w:sz w:val="22"/>
         </w:rPr>
-        <w:t xml:space="preserve">Los enunciados completos viven en </w:t>
+        <w:t xml:space="preserve">Esta tabla es </w:t>
+      </w:r>
+      <w:r>
+        <w:rPr>
+          <w:rFonts w:ascii="Calibri" w:hAnsi="Calibri"/>
+          <w:b/>
+          <w:color w:val="2B2B2B"/>
+          <w:sz w:val="22"/>
+        </w:rPr>
+        <w:t>el libro de calificaciones de tu aula</w:t>
+      </w:r>
+      <w:r>
+        <w:rPr>
+          <w:rFonts w:ascii="Calibri" w:hAnsi="Calibri"/>
+          <w:b w:val="0"/>
+          <w:color w:val="2B2B2B"/>
+          <w:sz w:val="22"/>
+        </w:rPr>
+        <w:t xml:space="preserve">: cada fila es un ítem que existe en </w:t>
+      </w:r>
+      <w:r>
+        <w:rPr>
+          <w:rFonts w:ascii="Calibri" w:hAnsi="Calibri"/>
+          <w:b/>
+          <w:color w:val="2B2B2B"/>
+          <w:sz w:val="22"/>
+        </w:rPr>
+        <w:t>CDigital</w:t>
+      </w:r>
+      <w:r>
+        <w:rPr>
+          <w:rFonts w:ascii="Calibri" w:hAnsi="Calibri"/>
+          <w:b w:val="0"/>
+          <w:color w:val="2B2B2B"/>
+          <w:sz w:val="22"/>
+        </w:rPr>
+        <w:t xml:space="preserve"> y tiene su propio documento en </w:t>
       </w:r>
       <w:r>
         <w:rPr>
@@ -807,15 +843,16 @@
           <w:color w:val="2B2B2B"/>
           <w:sz w:val="22"/>
         </w:rPr>
-        <w:t xml:space="preserve"> (archivos </w:t>
+        <w:t xml:space="preserve">. Los cuestionarios (quices y parciales) </w:t>
       </w:r>
       <w:r>
         <w:rPr>
-          <w:rFonts w:ascii="Consolas" w:hAnsi="Consolas"/>
-          <w:color w:val="111111"/>
-          <w:sz w:val="21"/>
+          <w:rFonts w:ascii="Calibri" w:hAnsi="Calibri"/>
+          <w:b/>
+          <w:color w:val="2B2B2B"/>
+          <w:sz w:val="22"/>
         </w:rPr>
-        <w:t>.docx</w:t>
+        <w:t>se resuelven en el aula, no se sube archivo</w:t>
       </w:r>
       <w:r>
         <w:rPr>
@@ -824,7 +861,7 @@
           <w:color w:val="2B2B2B"/>
           <w:sz w:val="22"/>
         </w:rPr>
-        <w:t xml:space="preserve"> con identidad CUN). Léelos antes de cada entrega. Las notas oficiales se registran en </w:t>
+        <w:t xml:space="preserve">; su documento es la </w:t>
       </w:r>
       <w:r>
         <w:rPr>
@@ -833,7 +870,7 @@
           <w:color w:val="2B2B2B"/>
           <w:sz w:val="22"/>
         </w:rPr>
-        <w:t>CDigital</w:t>
+        <w:t>guía</w:t>
       </w:r>
       <w:r>
         <w:rPr>
@@ -842,7 +879,7 @@
           <w:color w:val="2B2B2B"/>
           <w:sz w:val="22"/>
         </w:rPr>
-        <w:t>.</w:t>
+        <w:t xml:space="preserve"> que te dice qué entra. Las tareas sí se suben. Léelo antes de cada fecha: las notas oficiales solo salen de CDigital.</w:t>
       </w:r>
     </w:p>
     <w:tbl>
@@ -852,14 +889,16 @@
         <w:tblLook w:firstColumn="1" w:firstRow="1" w:lastColumn="0" w:lastRow="0" w:noHBand="0" w:noVBand="1" w:val="04A0"/>
       </w:tblPr>
       <w:tblGrid>
-        <w:gridCol w:w="3264"/>
-        <w:gridCol w:w="3264"/>
-        <w:gridCol w:w="3264"/>
+        <w:gridCol w:w="1958"/>
+        <w:gridCol w:w="1958"/>
+        <w:gridCol w:w="1958"/>
+        <w:gridCol w:w="1958"/>
+        <w:gridCol w:w="1958"/>
       </w:tblGrid>
       <w:tr>
         <w:tc>
           <w:tcPr>
-            <w:tcW w:type="dxa" w:w="3264"/>
+            <w:tcW w:type="dxa" w:w="1958"/>
             <w:shd w:val="clear" w:fill="0C2340"/>
             <w:shd w:val="clear" w:fill="0C2340"/>
           </w:tcPr>
@@ -878,13 +917,13 @@
                 <w:color w:val="FFFFFF"/>
                 <w:sz w:val="21"/>
               </w:rPr>
-              <w:t>ACA</w:t>
+              <w:t>Ítem del aula</w:t>
             </w:r>
           </w:p>
         </w:tc>
         <w:tc>
           <w:tcPr>
-            <w:tcW w:type="dxa" w:w="3264"/>
+            <w:tcW w:type="dxa" w:w="1958"/>
             <w:shd w:val="clear" w:fill="0C2340"/>
             <w:shd w:val="clear" w:fill="0C2340"/>
           </w:tcPr>
@@ -903,13 +942,13 @@
                 <w:color w:val="FFFFFF"/>
                 <w:sz w:val="21"/>
               </w:rPr>
-              <w:t>Fecha de entrega</w:t>
+              <w:t>Corte</w:t>
             </w:r>
           </w:p>
         </w:tc>
         <w:tc>
           <w:tcPr>
-            <w:tcW w:type="dxa" w:w="3264"/>
+            <w:tcW w:type="dxa" w:w="1958"/>
             <w:shd w:val="clear" w:fill="0C2340"/>
             <w:shd w:val="clear" w:fill="0C2340"/>
           </w:tcPr>
@@ -928,7 +967,57 @@
                 <w:color w:val="FFFFFF"/>
                 <w:sz w:val="21"/>
               </w:rPr>
-              <w:t>Archivo</w:t>
+              <w:t>Tipo · peso</w:t>
+            </w:r>
+          </w:p>
+        </w:tc>
+        <w:tc>
+          <w:tcPr>
+            <w:tcW w:type="dxa" w:w="1958"/>
+            <w:shd w:val="clear" w:fill="0C2340"/>
+            <w:shd w:val="clear" w:fill="0C2340"/>
+          </w:tcPr>
+          <w:p>
+            <w:r>
+              <w:rPr>
+                <w:rFonts w:ascii="Calibri" w:hAnsi="Calibri"/>
+                <w:b/>
+                <w:color w:val="FFFFFF"/>
+              </w:rPr>
+            </w:r>
+            <w:r>
+              <w:rPr>
+                <w:rFonts w:ascii="Calibri" w:hAnsi="Calibri"/>
+                <w:b/>
+                <w:color w:val="FFFFFF"/>
+                <w:sz w:val="21"/>
+              </w:rPr>
+              <w:t>Cierre</w:t>
+            </w:r>
+          </w:p>
+        </w:tc>
+        <w:tc>
+          <w:tcPr>
+            <w:tcW w:type="dxa" w:w="1958"/>
+            <w:shd w:val="clear" w:fill="0C2340"/>
+            <w:shd w:val="clear" w:fill="0C2340"/>
+          </w:tcPr>
+          <w:p>
+            <w:r>
+              <w:rPr>
+                <w:rFonts w:ascii="Calibri" w:hAnsi="Calibri"/>
+                <w:b/>
+                <w:color w:val="FFFFFF"/>
+              </w:rPr>
+            </w:r>
+            <w:r>
+              <w:rPr>
+                <w:rFonts w:ascii="Calibri" w:hAnsi="Calibri"/>
+                <w:b/>
+                <w:color w:val="FFFFFF"/>
+                <w:sz w:val="21"/>
+              </w:rPr>
+              <w:t>Documento</w:t>
             </w:r>
           </w:p>
         </w:tc>
@@ -936,7 +1025,113 @@
       <w:tr>
         <w:tc>
           <w:tcPr>
-            <w:tcW w:type="dxa" w:w="3264"/>
+            <w:tcW w:type="dxa" w:w="1958"/>
+          </w:tcPr>
+          <w:p>
+            <w:r/>
+            <w:r>
+              <w:rPr>
+                <w:rFonts w:ascii="Calibri" w:hAnsi="Calibri"/>
+                <w:b/>
+                <w:color w:val="2B2B2B"/>
+                <w:sz w:val="20"/>
+              </w:rPr>
+              <w:t>Quiz</w:t>
+            </w:r>
+            <w:r>
+              <w:rPr>
+                <w:rFonts w:ascii="Calibri" w:hAnsi="Calibri"/>
+                <w:b w:val="0"/>
+                <w:color w:val="2B2B2B"/>
+                <w:sz w:val="20"/>
+              </w:rPr>
+              <w:t xml:space="preserve"> — Corte 1 · fundamentos, problema y pregunta</w:t>
+            </w:r>
+          </w:p>
+        </w:tc>
+        <w:tc>
+          <w:tcPr>
+            <w:tcW w:type="dxa" w:w="1958"/>
+          </w:tcPr>
+          <w:p>
+            <w:r/>
+            <w:r>
+              <w:rPr>
+                <w:rFonts w:ascii="Calibri" w:hAnsi="Calibri"/>
+                <w:b w:val="0"/>
+                <w:color w:val="2B2B2B"/>
+                <w:sz w:val="20"/>
+              </w:rPr>
+              <w:t>1</w:t>
+            </w:r>
+          </w:p>
+        </w:tc>
+        <w:tc>
+          <w:tcPr>
+            <w:tcW w:type="dxa" w:w="1958"/>
+          </w:tcPr>
+          <w:p>
+            <w:r/>
+            <w:r>
+              <w:rPr>
+                <w:rFonts w:ascii="Calibri" w:hAnsi="Calibri"/>
+                <w:b w:val="0"/>
+                <w:color w:val="2B2B2B"/>
+                <w:sz w:val="20"/>
+              </w:rPr>
+              <w:t xml:space="preserve">Cuestionario · </w:t>
+            </w:r>
+            <w:r>
+              <w:rPr>
+                <w:rFonts w:ascii="Calibri" w:hAnsi="Calibri"/>
+                <w:b/>
+                <w:color w:val="2B2B2B"/>
+                <w:sz w:val="20"/>
+              </w:rPr>
+              <w:t>25%</w:t>
+            </w:r>
+          </w:p>
+        </w:tc>
+        <w:tc>
+          <w:tcPr>
+            <w:tcW w:type="dxa" w:w="1958"/>
+          </w:tcPr>
+          <w:p>
+            <w:r/>
+            <w:r>
+              <w:rPr>
+                <w:rFonts w:ascii="Calibri" w:hAnsi="Calibri"/>
+                <w:b/>
+                <w:color w:val="2B2B2B"/>
+                <w:sz w:val="20"/>
+              </w:rPr>
+              <w:t>30/08/2026</w:t>
+            </w:r>
+          </w:p>
+        </w:tc>
+        <w:tc>
+          <w:tcPr>
+            <w:tcW w:type="dxa" w:w="1958"/>
+          </w:tcPr>
+          <w:p>
+            <w:r/>
+            <w:r>
+              <w:rPr>
+                <w:rFonts w:ascii="Consolas" w:hAnsi="Consolas"/>
+                <w:color w:val="111111"/>
+                <w:sz w:val="19"/>
+              </w:rPr>
+              <w:t>Recursos/ACAs/Quiz (25%) - guia del cuestionario.docx</w:t>
+            </w:r>
+          </w:p>
+        </w:tc>
+      </w:tr>
+      <w:tr>
+        <w:tc>
+          <w:tcPr>
+            <w:tcW w:type="dxa" w:w="1958"/>
+            <w:shd w:val="clear" w:fill="F5F7F5"/>
+            <w:shd w:val="clear" w:fill="F5F7F5"/>
           </w:tcPr>
           <w:p>
             <w:r/>
@@ -956,48 +1151,13 @@
                 <w:color w:val="2B2B2B"/>
                 <w:sz w:val="20"/>
               </w:rPr>
-              <w:t xml:space="preserve"> — Formulación del problema</w:t>
+              <w:t xml:space="preserve"> — Formulación del problema y fundamentación referencial</w:t>
             </w:r>
           </w:p>
         </w:tc>
         <w:tc>
           <w:tcPr>
-            <w:tcW w:type="dxa" w:w="3264"/>
-          </w:tcPr>
-          <w:p>
-            <w:r/>
-            <w:r>
-              <w:rPr>
-                <w:rFonts w:ascii="Calibri" w:hAnsi="Calibri"/>
-                <w:b/>
-                <w:color w:val="2B2B2B"/>
-                <w:sz w:val="20"/>
-              </w:rPr>
-              <w:t>30/08/2026</w:t>
-            </w:r>
-          </w:p>
-        </w:tc>
-        <w:tc>
-          <w:tcPr>
-            <w:tcW w:type="dxa" w:w="3264"/>
-          </w:tcPr>
-          <w:p>
-            <w:r/>
-            <w:r>
-              <w:rPr>
-                <w:rFonts w:ascii="Consolas" w:hAnsi="Consolas"/>
-                <w:color w:val="111111"/>
-                <w:sz w:val="19"/>
-              </w:rPr>
-              <w:t>Recursos/ACAs/ACA 1 - Formulacion del problema.docx</w:t>
-            </w:r>
-          </w:p>
-        </w:tc>
-      </w:tr>
-      <w:tr>
-        <w:tc>
-          <w:tcPr>
-            <w:tcW w:type="dxa" w:w="3264"/>
+            <w:tcW w:type="dxa" w:w="1958"/>
             <w:shd w:val="clear" w:fill="F5F7F5"/>
             <w:shd w:val="clear" w:fill="F5F7F5"/>
           </w:tcPr>
@@ -1006,12 +1166,22 @@
             <w:r>
               <w:rPr>
                 <w:rFonts w:ascii="Calibri" w:hAnsi="Calibri"/>
-                <w:b/>
+                <w:b w:val="0"/>
                 <w:color w:val="2B2B2B"/>
                 <w:sz w:val="20"/>
               </w:rPr>
-              <w:t>ACA 2</w:t>
+              <w:t>2</w:t>
             </w:r>
+          </w:p>
+        </w:tc>
+        <w:tc>
+          <w:tcPr>
+            <w:tcW w:type="dxa" w:w="1958"/>
+            <w:shd w:val="clear" w:fill="F5F7F5"/>
+            <w:shd w:val="clear" w:fill="F5F7F5"/>
+          </w:tcPr>
+          <w:p>
+            <w:r/>
             <w:r>
               <w:rPr>
                 <w:rFonts w:ascii="Calibri" w:hAnsi="Calibri"/>
@@ -1019,13 +1189,22 @@
                 <w:color w:val="2B2B2B"/>
                 <w:sz w:val="20"/>
               </w:rPr>
-              <w:t xml:space="preserve"> — Fundamentación referencial</w:t>
+              <w:t xml:space="preserve">Tarea · </w:t>
+            </w:r>
+            <w:r>
+              <w:rPr>
+                <w:rFonts w:ascii="Calibri" w:hAnsi="Calibri"/>
+                <w:b/>
+                <w:color w:val="2B2B2B"/>
+                <w:sz w:val="20"/>
+              </w:rPr>
+              <w:t>25%</w:t>
             </w:r>
           </w:p>
         </w:tc>
         <w:tc>
           <w:tcPr>
-            <w:tcW w:type="dxa" w:w="3264"/>
+            <w:tcW w:type="dxa" w:w="1958"/>
             <w:shd w:val="clear" w:fill="F5F7F5"/>
             <w:shd w:val="clear" w:fill="F5F7F5"/>
           </w:tcPr>
@@ -1044,7 +1223,7 @@
         </w:tc>
         <w:tc>
           <w:tcPr>
-            <w:tcW w:type="dxa" w:w="3264"/>
+            <w:tcW w:type="dxa" w:w="1958"/>
             <w:shd w:val="clear" w:fill="F5F7F5"/>
             <w:shd w:val="clear" w:fill="F5F7F5"/>
           </w:tcPr>
@@ -1056,7 +1235,7 @@
                 <w:color w:val="111111"/>
                 <w:sz w:val="19"/>
               </w:rPr>
-              <w:t>Recursos/ACAs/ACA 2 - Fundamentacion referencial.docx</w:t>
+              <w:t>Recursos/ACAs/ACA 1 (25%) - Formulacion del problema y fundamentacion referencial.docx</w:t>
             </w:r>
           </w:p>
         </w:tc>
@@ -1064,7 +1243,7 @@
       <w:tr>
         <w:tc>
           <w:tcPr>
-            <w:tcW w:type="dxa" w:w="3264"/>
+            <w:tcW w:type="dxa" w:w="1958"/>
           </w:tcPr>
           <w:p>
             <w:r/>
@@ -1075,7 +1254,7 @@
                 <w:color w:val="2B2B2B"/>
                 <w:sz w:val="20"/>
               </w:rPr>
-              <w:t>ACA 3</w:t>
+              <w:t>ACA FINAL</w:t>
             </w:r>
             <w:r>
               <w:rPr>
@@ -1084,13 +1263,56 @@
                 <w:color w:val="2B2B2B"/>
                 <w:sz w:val="20"/>
               </w:rPr>
-              <w:t xml:space="preserve"> — Anteproyecto final</w:t>
+              <w:t xml:space="preserve"> — Anteproyecto integrado</w:t>
             </w:r>
           </w:p>
         </w:tc>
         <w:tc>
           <w:tcPr>
-            <w:tcW w:type="dxa" w:w="3264"/>
+            <w:tcW w:type="dxa" w:w="1958"/>
+          </w:tcPr>
+          <w:p>
+            <w:r/>
+            <w:r>
+              <w:rPr>
+                <w:rFonts w:ascii="Calibri" w:hAnsi="Calibri"/>
+                <w:b w:val="0"/>
+                <w:color w:val="2B2B2B"/>
+                <w:sz w:val="20"/>
+              </w:rPr>
+              <w:t>3</w:t>
+            </w:r>
+          </w:p>
+        </w:tc>
+        <w:tc>
+          <w:tcPr>
+            <w:tcW w:type="dxa" w:w="1958"/>
+          </w:tcPr>
+          <w:p>
+            <w:r/>
+            <w:r>
+              <w:rPr>
+                <w:rFonts w:ascii="Calibri" w:hAnsi="Calibri"/>
+                <w:b w:val="0"/>
+                <w:color w:val="2B2B2B"/>
+                <w:sz w:val="20"/>
+              </w:rPr>
+              <w:t xml:space="preserve">Tarea · </w:t>
+            </w:r>
+            <w:r>
+              <w:rPr>
+                <w:rFonts w:ascii="Calibri" w:hAnsi="Calibri"/>
+                <w:b/>
+                <w:color w:val="2B2B2B"/>
+                <w:sz w:val="20"/>
+              </w:rPr>
+              <w:t>42%</w:t>
+            </w:r>
+          </w:p>
+        </w:tc>
+        <w:tc>
+          <w:tcPr>
+            <w:tcW w:type="dxa" w:w="1958"/>
           </w:tcPr>
           <w:p>
             <w:r/>
@@ -1107,7 +1329,7 @@
         </w:tc>
         <w:tc>
           <w:tcPr>
-            <w:tcW w:type="dxa" w:w="3264"/>
+            <w:tcW w:type="dxa" w:w="1958"/>
           </w:tcPr>
           <w:p>
             <w:r/>
@@ -1117,7 +1339,225 @@
                 <w:color w:val="111111"/>
                 <w:sz w:val="19"/>
               </w:rPr>
-              <w:t>Recursos/ACAs/ACA 3 - Diseno metodologico y anteproyecto final.docx</w:t>
+              <w:t>Recursos/ACAs/ACA FINAL (42%) - Anteproyecto integrado.docx</w:t>
+            </w:r>
+          </w:p>
+        </w:tc>
+      </w:tr>
+      <w:tr>
+        <w:tc>
+          <w:tcPr>
+            <w:tcW w:type="dxa" w:w="1958"/>
+            <w:shd w:val="clear" w:fill="F5F7F5"/>
+            <w:shd w:val="clear" w:fill="F5F7F5"/>
+          </w:tcPr>
+          <w:p>
+            <w:r/>
+            <w:r>
+              <w:rPr>
+                <w:rFonts w:ascii="Calibri" w:hAnsi="Calibri"/>
+                <w:b/>
+                <w:color w:val="2B2B2B"/>
+                <w:sz w:val="20"/>
+              </w:rPr>
+              <w:t>Coevaluación</w:t>
+            </w:r>
+            <w:r>
+              <w:rPr>
+                <w:rFonts w:ascii="Calibri" w:hAnsi="Calibri"/>
+                <w:b w:val="0"/>
+                <w:color w:val="2B2B2B"/>
+                <w:sz w:val="20"/>
+              </w:rPr>
+              <w:t xml:space="preserve"> — Coevaluación individual (instructivo)</w:t>
+            </w:r>
+          </w:p>
+        </w:tc>
+        <w:tc>
+          <w:tcPr>
+            <w:tcW w:type="dxa" w:w="1958"/>
+            <w:shd w:val="clear" w:fill="F5F7F5"/>
+            <w:shd w:val="clear" w:fill="F5F7F5"/>
+          </w:tcPr>
+          <w:p>
+            <w:r/>
+            <w:r>
+              <w:rPr>
+                <w:rFonts w:ascii="Calibri" w:hAnsi="Calibri"/>
+                <w:b w:val="0"/>
+                <w:color w:val="2B2B2B"/>
+                <w:sz w:val="20"/>
+              </w:rPr>
+              <w:t>3</w:t>
+            </w:r>
+          </w:p>
+        </w:tc>
+        <w:tc>
+          <w:tcPr>
+            <w:tcW w:type="dxa" w:w="1958"/>
+            <w:shd w:val="clear" w:fill="F5F7F5"/>
+            <w:shd w:val="clear" w:fill="F5F7F5"/>
+          </w:tcPr>
+          <w:p>
+            <w:r/>
+            <w:r>
+              <w:rPr>
+                <w:rFonts w:ascii="Calibri" w:hAnsi="Calibri"/>
+                <w:b w:val="0"/>
+                <w:color w:val="2B2B2B"/>
+                <w:sz w:val="20"/>
+              </w:rPr>
+              <w:t xml:space="preserve">Foro · </w:t>
+            </w:r>
+            <w:r>
+              <w:rPr>
+                <w:rFonts w:ascii="Calibri" w:hAnsi="Calibri"/>
+                <w:b/>
+                <w:color w:val="2B2B2B"/>
+                <w:sz w:val="20"/>
+              </w:rPr>
+              <w:t>4%</w:t>
+            </w:r>
+          </w:p>
+        </w:tc>
+        <w:tc>
+          <w:tcPr>
+            <w:tcW w:type="dxa" w:w="1958"/>
+            <w:shd w:val="clear" w:fill="F5F7F5"/>
+            <w:shd w:val="clear" w:fill="F5F7F5"/>
+          </w:tcPr>
+          <w:p>
+            <w:r/>
+            <w:r>
+              <w:rPr>
+                <w:rFonts w:ascii="Calibri" w:hAnsi="Calibri"/>
+                <w:b/>
+                <w:color w:val="2B2B2B"/>
+                <w:sz w:val="20"/>
+              </w:rPr>
+              <w:t>15/11/2026</w:t>
+            </w:r>
+          </w:p>
+        </w:tc>
+        <w:tc>
+          <w:tcPr>
+            <w:tcW w:type="dxa" w:w="1958"/>
+            <w:shd w:val="clear" w:fill="F5F7F5"/>
+            <w:shd w:val="clear" w:fill="F5F7F5"/>
+          </w:tcPr>
+          <w:p>
+            <w:r/>
+            <w:r>
+              <w:rPr>
+                <w:rFonts w:ascii="Consolas" w:hAnsi="Consolas"/>
+                <w:color w:val="111111"/>
+                <w:sz w:val="19"/>
+              </w:rPr>
+              <w:t>Recursos/ACAs/Coevaluacion individual (4%) - instructivo.docx</w:t>
+            </w:r>
+          </w:p>
+        </w:tc>
+      </w:tr>
+      <w:tr>
+        <w:tc>
+          <w:tcPr>
+            <w:tcW w:type="dxa" w:w="1958"/>
+          </w:tcPr>
+          <w:p>
+            <w:r/>
+            <w:r>
+              <w:rPr>
+                <w:rFonts w:ascii="Calibri" w:hAnsi="Calibri"/>
+                <w:b/>
+                <w:color w:val="2B2B2B"/>
+                <w:sz w:val="20"/>
+              </w:rPr>
+              <w:t>Autoevaluación</w:t>
+            </w:r>
+            <w:r>
+              <w:rPr>
+                <w:rFonts w:ascii="Calibri" w:hAnsi="Calibri"/>
+                <w:b w:val="0"/>
+                <w:color w:val="2B2B2B"/>
+                <w:sz w:val="20"/>
+              </w:rPr>
+              <w:t xml:space="preserve"> — Autoevaluación individual (instructivo)</w:t>
+            </w:r>
+          </w:p>
+        </w:tc>
+        <w:tc>
+          <w:tcPr>
+            <w:tcW w:type="dxa" w:w="1958"/>
+          </w:tcPr>
+          <w:p>
+            <w:r/>
+            <w:r>
+              <w:rPr>
+                <w:rFonts w:ascii="Calibri" w:hAnsi="Calibri"/>
+                <w:b w:val="0"/>
+                <w:color w:val="2B2B2B"/>
+                <w:sz w:val="20"/>
+              </w:rPr>
+              <w:t>3</w:t>
+            </w:r>
+          </w:p>
+        </w:tc>
+        <w:tc>
+          <w:tcPr>
+            <w:tcW w:type="dxa" w:w="1958"/>
+          </w:tcPr>
+          <w:p>
+            <w:r/>
+            <w:r>
+              <w:rPr>
+                <w:rFonts w:ascii="Calibri" w:hAnsi="Calibri"/>
+                <w:b w:val="0"/>
+                <w:color w:val="2B2B2B"/>
+                <w:sz w:val="20"/>
+              </w:rPr>
+              <w:t xml:space="preserve">Cuestionario · </w:t>
+            </w:r>
+            <w:r>
+              <w:rPr>
+                <w:rFonts w:ascii="Calibri" w:hAnsi="Calibri"/>
+                <w:b/>
+                <w:color w:val="2B2B2B"/>
+                <w:sz w:val="20"/>
+              </w:rPr>
+              <w:t>4%</w:t>
+            </w:r>
+          </w:p>
+        </w:tc>
+        <w:tc>
+          <w:tcPr>
+            <w:tcW w:type="dxa" w:w="1958"/>
+          </w:tcPr>
+          <w:p>
+            <w:r/>
+            <w:r>
+              <w:rPr>
+                <w:rFonts w:ascii="Calibri" w:hAnsi="Calibri"/>
+                <w:b/>
+                <w:color w:val="2B2B2B"/>
+                <w:sz w:val="20"/>
+              </w:rPr>
+              <w:t>22/11/2026</w:t>
+            </w:r>
+          </w:p>
+        </w:tc>
+        <w:tc>
+          <w:tcPr>
+            <w:tcW w:type="dxa" w:w="1958"/>
+          </w:tcPr>
+          <w:p>
+            <w:r/>
+            <w:r>
+              <w:rPr>
+                <w:rFonts w:ascii="Consolas" w:hAnsi="Consolas"/>
+                <w:color w:val="111111"/>
+                <w:sz w:val="19"/>
+              </w:rPr>
+              <w:t>Recursos/ACAs/Autoevaluacion individual (4%) - instructivo.docx</w:t>
             </w:r>
           </w:p>
         </w:tc>
@@ -1218,7 +1658,7 @@
           <w:color w:val="2B2B2B"/>
           <w:sz w:val="22"/>
         </w:rPr>
-        <w:t>No sustituyen la ACA 3</w:t>
+        <w:t>No sustituyen la ACA FINAL</w:t>
       </w:r>
       <w:r>
         <w:rPr>
@@ -1420,7 +1860,18 @@
           <w:color w:val="111111"/>
           <w:sz w:val="19"/>
         </w:rPr>
-        <w:t xml:space="preserve">      ACA N - ….docx</w:t>
+        <w:t xml:space="preserve">      Quiz / Parcial N (peso) - guia del cuestionario.docx   ← qué entra; se resuelve en el aula</w:t>
+      </w:r>
+      <w:r>
+        <w:br/>
+      </w:r>
+      <w:r>
+        <w:rPr>
+          <w:rFonts w:ascii="Consolas" w:hAnsi="Consolas"/>
+          <w:color w:val="111111"/>
+          <w:sz w:val="19"/>
+        </w:rPr>
+        <w:t xml:space="preserve">      ACA … (peso) - ….docx                                  ← tarea: esto sí se sube</w:t>
       </w:r>
       <w:r>
         <w:br/>

--- a/Especializacion/Proyecto I/Clases/LEEME - Material para estudiantes.docx
+++ b/Especializacion/Proyecto I/Clases/LEEME - Material para estudiantes.docx
@@ -299,7 +299,7 @@
           <w:color w:val="2B2B2B"/>
           <w:sz w:val="22"/>
         </w:rPr>
-        <w:t xml:space="preserve"> — encuadre, el Docente, rompehielos Padlet y acuerdos.</w:t>
+        <w:t xml:space="preserve"> — encuadre, el Docente, rompehielos en el formulario «Preséntate» y acuerdos.</w:t>
       </w:r>
     </w:p>
     <w:p>
@@ -556,7 +556,7 @@
                 <w:color w:val="2B2B2B"/>
                 <w:sz w:val="20"/>
               </w:rPr>
-              <w:t>Padlet</w:t>
+              <w:t>Formulario «Preséntate»</w:t>
             </w:r>
             <w:r>
               <w:rPr>
@@ -565,7 +565,7 @@
                 <w:color w:val="2B2B2B"/>
                 <w:sz w:val="20"/>
               </w:rPr>
-              <w:t xml:space="preserve"> (rompehielos / Preséntate)</w:t>
+              <w:t xml:space="preserve"> (rompehielos · Google Forms)</w:t>
             </w:r>
           </w:p>
         </w:tc>
@@ -582,7 +582,7 @@
                 <w:color w:val="2B2B2B"/>
                 <w:sz w:val="20"/>
               </w:rPr>
-              <w:t>https://padlet.com/andres_dfx/cun-wruz81hmf9k06gd7</w:t>
+              <w:t>[URL Formulario «Preséntate» — Google Forms · PROYECTO I]</w:t>
             </w:r>
           </w:p>
         </w:tc>
@@ -659,7 +659,7 @@
                 <w:color w:val="2B2B2B"/>
                 <w:sz w:val="20"/>
               </w:rPr>
-              <w:t xml:space="preserve"> (campus del curso)</w:t>
+              <w:t xml:space="preserve"> (campus del curso: entregas y notas)</w:t>
             </w:r>
           </w:p>
         </w:tc>
@@ -697,7 +697,16 @@
                 <w:color w:val="2B2B2B"/>
                 <w:sz w:val="20"/>
               </w:rPr>
-              <w:t>Plantilla APA CUN</w:t>
+              <w:t>Grabaciones de las clases</w:t>
+            </w:r>
+            <w:r>
+              <w:rPr>
+                <w:rFonts w:ascii="Calibri" w:hAnsi="Calibri"/>
+                <w:b w:val="0"/>
+                <w:color w:val="2B2B2B"/>
+                <w:sz w:val="20"/>
+              </w:rPr>
+              <w:t xml:space="preserve"> (Drive)</w:t>
             </w:r>
           </w:p>
         </w:tc>
@@ -706,6 +715,42 @@
             <w:tcW w:type="dxa" w:w="4896"/>
             <w:shd w:val="clear" w:fill="F5F7F5"/>
             <w:shd w:val="clear" w:fill="F5F7F5"/>
+          </w:tcPr>
+          <w:p>
+            <w:r/>
+            <w:r>
+              <w:rPr>
+                <w:rFonts w:ascii="Calibri" w:hAnsi="Calibri"/>
+                <w:b w:val="0"/>
+                <w:color w:val="2B2B2B"/>
+                <w:sz w:val="20"/>
+              </w:rPr>
+              <w:t>https://drive.google.com/drive/folders/1EHck-ZdbwwLJtDk2NsS4UDL1UMf1sLqZ?usp=sharing</w:t>
+            </w:r>
+          </w:p>
+        </w:tc>
+      </w:tr>
+      <w:tr>
+        <w:tc>
+          <w:tcPr>
+            <w:tcW w:type="dxa" w:w="4896"/>
+          </w:tcPr>
+          <w:p>
+            <w:r/>
+            <w:r>
+              <w:rPr>
+                <w:rFonts w:ascii="Calibri" w:hAnsi="Calibri"/>
+                <w:b/>
+                <w:color w:val="2B2B2B"/>
+                <w:sz w:val="20"/>
+              </w:rPr>
+              <w:t>Plantilla APA CUN</w:t>
+            </w:r>
+          </w:p>
+        </w:tc>
+        <w:tc>
+          <w:tcPr>
+            <w:tcW w:type="dxa" w:w="4896"/>
           </w:tcPr>
           <w:p>
             <w:r/>
@@ -731,6 +776,190 @@
       </w:tr>
     </w:tbl>
     <w:p/>
+    <w:p>
+      <w:r>
+        <w:rPr>
+          <w:rFonts w:ascii="Calibri" w:hAnsi="Calibri"/>
+          <w:b w:val="0"/>
+          <w:color w:val="2B2B2B"/>
+          <w:sz w:val="22"/>
+        </w:rPr>
+        <w:t xml:space="preserve">El </w:t>
+      </w:r>
+      <w:r>
+        <w:rPr>
+          <w:rFonts w:ascii="Calibri" w:hAnsi="Calibri"/>
+          <w:b/>
+          <w:color w:val="2B2B2B"/>
+          <w:sz w:val="22"/>
+        </w:rPr>
+        <w:t>formulario «Preséntate»</w:t>
+      </w:r>
+      <w:r>
+        <w:rPr>
+          <w:rFonts w:ascii="Calibri" w:hAnsi="Calibri"/>
+          <w:b w:val="0"/>
+          <w:color w:val="2B2B2B"/>
+          <w:sz w:val="22"/>
+        </w:rPr>
+        <w:t xml:space="preserve"> se responde </w:t>
+      </w:r>
+      <w:r>
+        <w:rPr>
+          <w:rFonts w:ascii="Calibri" w:hAnsi="Calibri"/>
+          <w:b/>
+          <w:color w:val="2B2B2B"/>
+          <w:sz w:val="22"/>
+        </w:rPr>
+        <w:t>una sola vez</w:t>
+      </w:r>
+      <w:r>
+        <w:rPr>
+          <w:rFonts w:ascii="Calibri" w:hAnsi="Calibri"/>
+          <w:b w:val="0"/>
+          <w:color w:val="2B2B2B"/>
+          <w:sz w:val="22"/>
+        </w:rPr>
+        <w:t xml:space="preserve">, en la Sesión 01: 2–3 minutos, se entra con tu correo </w:t>
+      </w:r>
+      <w:r>
+        <w:rPr>
+          <w:rFonts w:ascii="Calibri" w:hAnsi="Calibri"/>
+          <w:b/>
+          <w:color w:val="2B2B2B"/>
+          <w:sz w:val="22"/>
+        </w:rPr>
+        <w:t>@cun.edu.co</w:t>
+      </w:r>
+      <w:r>
+        <w:rPr>
+          <w:rFonts w:ascii="Calibri" w:hAnsi="Calibri"/>
+          <w:b w:val="0"/>
+          <w:color w:val="2B2B2B"/>
+          <w:sz w:val="22"/>
+        </w:rPr>
+        <w:t xml:space="preserve"> y no hay que crear cuenta en ninguna plataforma nueva. Con 50 matriculados no alcanza a leerse un muro nota por nota, así que el formulario </w:t>
+      </w:r>
+      <w:r>
+        <w:rPr>
+          <w:rFonts w:ascii="Calibri" w:hAnsi="Calibri"/>
+          <w:b/>
+          <w:color w:val="2B2B2B"/>
+          <w:sz w:val="22"/>
+        </w:rPr>
+        <w:t>ordena y agrupa</w:t>
+      </w:r>
+      <w:r>
+        <w:rPr>
+          <w:rFonts w:ascii="Calibri" w:hAnsi="Calibri"/>
+          <w:b w:val="0"/>
+          <w:color w:val="2B2B2B"/>
+          <w:sz w:val="22"/>
+        </w:rPr>
+        <w:t xml:space="preserve"> las respuestas: en clase se leen en voz alta unas cuantas y el resto se ve en la pantalla de resumen. Durante el encuentro se participa con las </w:t>
+      </w:r>
+      <w:r>
+        <w:rPr>
+          <w:rFonts w:ascii="Calibri" w:hAnsi="Calibri"/>
+          <w:b/>
+          <w:color w:val="2B2B2B"/>
+          <w:sz w:val="22"/>
+        </w:rPr>
+        <w:t>encuestas y el Q&amp;A del propio Meet</w:t>
+      </w:r>
+      <w:r>
+        <w:rPr>
+          <w:rFonts w:ascii="Calibri" w:hAnsi="Calibri"/>
+          <w:b w:val="0"/>
+          <w:color w:val="2B2B2B"/>
+          <w:sz w:val="22"/>
+        </w:rPr>
+        <w:t xml:space="preserve"> — nada que instalar.</w:t>
+      </w:r>
+    </w:p>
+    <w:p>
+      <w:r>
+        <w:rPr>
+          <w:rFonts w:ascii="Calibri" w:hAnsi="Calibri"/>
+          <w:b w:val="0"/>
+          <w:color w:val="2B2B2B"/>
+          <w:sz w:val="22"/>
+        </w:rPr>
+        <w:t xml:space="preserve">La carpeta de </w:t>
+      </w:r>
+      <w:r>
+        <w:rPr>
+          <w:rFonts w:ascii="Calibri" w:hAnsi="Calibri"/>
+          <w:b/>
+          <w:color w:val="2B2B2B"/>
+          <w:sz w:val="22"/>
+        </w:rPr>
+        <w:t>grabaciones</w:t>
+      </w:r>
+      <w:r>
+        <w:rPr>
+          <w:rFonts w:ascii="Calibri" w:hAnsi="Calibri"/>
+          <w:b w:val="0"/>
+          <w:color w:val="2B2B2B"/>
+          <w:sz w:val="22"/>
+        </w:rPr>
+        <w:t xml:space="preserve"> es </w:t>
+      </w:r>
+      <w:r>
+        <w:rPr>
+          <w:rFonts w:ascii="Calibri" w:hAnsi="Calibri"/>
+          <w:b/>
+          <w:color w:val="2B2B2B"/>
+          <w:sz w:val="22"/>
+        </w:rPr>
+        <w:t>una sola para todos los cursos y todos los periodos</w:t>
+      </w:r>
+      <w:r>
+        <w:rPr>
+          <w:rFonts w:ascii="Calibri" w:hAnsi="Calibri"/>
+          <w:b w:val="0"/>
+          <w:color w:val="2B2B2B"/>
+          <w:sz w:val="22"/>
+        </w:rPr>
+        <w:t xml:space="preserve">: dentro se busca por el </w:t>
+      </w:r>
+      <w:r>
+        <w:rPr>
+          <w:rFonts w:ascii="Calibri" w:hAnsi="Calibri"/>
+          <w:b/>
+          <w:color w:val="2B2B2B"/>
+          <w:sz w:val="22"/>
+        </w:rPr>
+        <w:t>nombre del encuentro</w:t>
+      </w:r>
+      <w:r>
+        <w:rPr>
+          <w:rFonts w:ascii="Calibri" w:hAnsi="Calibri"/>
+          <w:b w:val="0"/>
+          <w:color w:val="2B2B2B"/>
+          <w:sz w:val="22"/>
+        </w:rPr>
+        <w:t xml:space="preserve">, con la forma «periodo - grupo - asignatura - sesión». En este curso, la Sesión 01 se llama </w:t>
+      </w:r>
+      <w:r>
+        <w:rPr>
+          <w:rFonts w:ascii="Calibri" w:hAnsi="Calibri"/>
+          <w:b/>
+          <w:color w:val="2B2B2B"/>
+          <w:sz w:val="22"/>
+        </w:rPr>
+        <w:t>«26ES4 - 54ES4 - Proyecto I - Sesion 01»</w:t>
+      </w:r>
+      <w:r>
+        <w:rPr>
+          <w:rFonts w:ascii="Calibri" w:hAnsi="Calibri"/>
+          <w:b w:val="0"/>
+          <w:color w:val="2B2B2B"/>
+          <w:sz w:val="22"/>
+        </w:rPr>
+        <w:t>.</w:t>
+      </w:r>
+    </w:p>
     <w:p>
       <w:pPr>
         <w:spacing w:before="200" w:after="60"/>
@@ -1982,7 +2211,7 @@
           <w:color w:val="2B2B2B"/>
           <w:sz w:val="22"/>
         </w:rPr>
-        <w:t xml:space="preserve"> — bienvenida, el Docente, rompehielos Padlet (slide Preséntate), contenido, recursos y acuerdos. La </w:t>
+        <w:t xml:space="preserve"> — bienvenida, el Docente, rompehielos en el formulario «Preséntate» (slide Preséntate), contenido, recursos y acuerdos. La </w:t>
       </w:r>
       <w:r>
         <w:rPr>
@@ -2291,7 +2520,7 @@
           <w:color w:val="2B2B2B"/>
           <w:sz w:val="22"/>
         </w:rPr>
-        <w:t>El Padlet es para presentarte / mapear expectativas; no sustituye la entrega en CDigital.</w:t>
+        <w:t>El formulario «Preséntate» es para presentarte / mapear expectativas; no sustituye la entrega en CDigital.</w:t>
       </w:r>
     </w:p>
     <w:p>
@@ -2302,7 +2531,7 @@
           <w:color w:val="2B2B2B"/>
           <w:sz w:val="22"/>
         </w:rPr>
-        <w:t>*Si falta un enlace (Meet o CDigital), el Docente lo publicará en el canal del curso.*</w:t>
+        <w:t>*Si falta un enlace (Meet, CDigital o el rompehielos), el Docente lo publicará en el canal del curso.*</w:t>
       </w:r>
     </w:p>
     <w:sectPr>

--- a/Especializacion/Proyecto I/Clases/LEEME - Material para estudiantes.docx
+++ b/Especializacion/Proyecto I/Clases/LEEME - Material para estudiantes.docx
@@ -299,7 +299,7 @@
           <w:color w:val="2B2B2B"/>
           <w:sz w:val="22"/>
         </w:rPr>
-        <w:t xml:space="preserve"> — encuadre, el Docente, rompehielos en el formulario «Preséntate» y acuerdos.</w:t>
+        <w:t xml:space="preserve"> — encuadre, el Docente, el juego de presentación en Slido y acuerdos.</w:t>
       </w:r>
     </w:p>
     <w:p>
@@ -556,7 +556,7 @@
                 <w:color w:val="2B2B2B"/>
                 <w:sz w:val="20"/>
               </w:rPr>
-              <w:t>Formulario «Preséntate»</w:t>
+              <w:t>Slido</w:t>
             </w:r>
             <w:r>
               <w:rPr>
@@ -565,7 +565,7 @@
                 <w:color w:val="2B2B2B"/>
                 <w:sz w:val="20"/>
               </w:rPr>
-              <w:t xml:space="preserve"> (rompehielos · Google Forms)</w:t>
+              <w:t xml:space="preserve"> (rompehielos de la Sesión 01 · juego con premio)</w:t>
             </w:r>
           </w:p>
         </w:tc>
@@ -582,7 +582,7 @@
                 <w:color w:val="2B2B2B"/>
                 <w:sz w:val="20"/>
               </w:rPr>
-              <w:t>[URL Formulario «Preséntate» — Google Forms · PROYECTO I]</w:t>
+              <w:t>[URL Slido — evento del rompehielos pendiente · PROYECTO I]</w:t>
             </w:r>
           </w:p>
         </w:tc>
@@ -784,7 +784,7 @@
           <w:color w:val="2B2B2B"/>
           <w:sz w:val="22"/>
         </w:rPr>
-        <w:t xml:space="preserve">El </w:t>
+        <w:t xml:space="preserve">El rompehielos de la </w:t>
       </w:r>
       <w:r>
         <w:rPr>
@@ -793,7 +793,7 @@
           <w:color w:val="2B2B2B"/>
           <w:sz w:val="22"/>
         </w:rPr>
-        <w:t>formulario «Preséntate»</w:t>
+        <w:t>Sesión 01</w:t>
       </w:r>
       <w:r>
         <w:rPr>
@@ -802,7 +802,7 @@
           <w:color w:val="2B2B2B"/>
           <w:sz w:val="22"/>
         </w:rPr>
-        <w:t xml:space="preserve"> se responde </w:t>
+        <w:t xml:space="preserve"> es un juego de </w:t>
       </w:r>
       <w:r>
         <w:rPr>
@@ -811,7 +811,7 @@
           <w:color w:val="2B2B2B"/>
           <w:sz w:val="22"/>
         </w:rPr>
-        <w:t>una sola vez</w:t>
+        <w:t>8 minutos</w:t>
       </w:r>
       <w:r>
         <w:rPr>
@@ -820,7 +820,7 @@
           <w:color w:val="2B2B2B"/>
           <w:sz w:val="22"/>
         </w:rPr>
-        <w:t xml:space="preserve">, en la Sesión 01: 2–3 minutos, se entra con tu correo </w:t>
+        <w:t xml:space="preserve"> en </w:t>
       </w:r>
       <w:r>
         <w:rPr>
@@ -829,7 +829,7 @@
           <w:color w:val="2B2B2B"/>
           <w:sz w:val="22"/>
         </w:rPr>
-        <w:t>@cun.edu.co</w:t>
+        <w:t>Slido</w:t>
       </w:r>
       <w:r>
         <w:rPr>
@@ -838,7 +838,7 @@
           <w:color w:val="2B2B2B"/>
           <w:sz w:val="22"/>
         </w:rPr>
-        <w:t xml:space="preserve"> y no hay que crear cuenta en ninguna plataforma nueva. Con 50 matriculados no alcanza a leerse un muro nota por nota, así que el formulario </w:t>
+        <w:t>: «</w:t>
       </w:r>
       <w:r>
         <w:rPr>
@@ -847,7 +847,7 @@
           <w:color w:val="2B2B2B"/>
           <w:sz w:val="22"/>
         </w:rPr>
-        <w:t>ordena y agrupa</w:t>
+        <w:t>dos verdades y una mentira</w:t>
       </w:r>
       <w:r>
         <w:rPr>
@@ -856,7 +856,7 @@
           <w:color w:val="2B2B2B"/>
           <w:sz w:val="22"/>
         </w:rPr>
-        <w:t xml:space="preserve"> las respuestas: en clase se leen en voz alta unas cuantas y el resto se ve en la pantalla de resumen. Durante el encuentro se participa con las </w:t>
+        <w:t xml:space="preserve">» sobre el Docente. En cada ronda ves tres frases suyas y eliges la que </w:t>
       </w:r>
       <w:r>
         <w:rPr>
@@ -865,7 +865,7 @@
           <w:color w:val="2B2B2B"/>
           <w:sz w:val="22"/>
         </w:rPr>
-        <w:t>encuestas y el Q&amp;A del propio Meet</w:t>
+        <w:t>no</w:t>
       </w:r>
       <w:r>
         <w:rPr>
@@ -874,7 +874,187 @@
           <w:color w:val="2B2B2B"/>
           <w:sz w:val="22"/>
         </w:rPr>
-        <w:t xml:space="preserve"> — nada que instalar.</w:t>
+        <w:t xml:space="preserve"> es cierta; acertar es 1 entre 3, así que no hay que saber nada para ganar. </w:t>
+      </w:r>
+      <w:r>
+        <w:rPr>
+          <w:rFonts w:ascii="Calibri" w:hAnsi="Calibri"/>
+          <w:b/>
+          <w:color w:val="2B2B2B"/>
+          <w:sz w:val="22"/>
+        </w:rPr>
+        <w:t>Cómo entras:</w:t>
+      </w:r>
+      <w:r>
+        <w:rPr>
+          <w:rFonts w:ascii="Calibri" w:hAnsi="Calibri"/>
+          <w:b w:val="0"/>
+          <w:color w:val="2B2B2B"/>
+          <w:sz w:val="22"/>
+        </w:rPr>
+        <w:t xml:space="preserve"> abres </w:t>
+      </w:r>
+      <w:r>
+        <w:rPr>
+          <w:rFonts w:ascii="Calibri" w:hAnsi="Calibri"/>
+          <w:b/>
+          <w:color w:val="2B2B2B"/>
+          <w:sz w:val="22"/>
+        </w:rPr>
+        <w:t>slido.com</w:t>
+      </w:r>
+      <w:r>
+        <w:rPr>
+          <w:rFonts w:ascii="Calibri" w:hAnsi="Calibri"/>
+          <w:b w:val="0"/>
+          <w:color w:val="2B2B2B"/>
+          <w:sz w:val="22"/>
+        </w:rPr>
+        <w:t xml:space="preserve"> y escribes el </w:t>
+      </w:r>
+      <w:r>
+        <w:rPr>
+          <w:rFonts w:ascii="Calibri" w:hAnsi="Calibri"/>
+          <w:b/>
+          <w:color w:val="2B2B2B"/>
+          <w:sz w:val="22"/>
+        </w:rPr>
+        <w:t>código del evento</w:t>
+      </w:r>
+      <w:r>
+        <w:rPr>
+          <w:rFonts w:ascii="Calibri" w:hAnsi="Calibri"/>
+          <w:b w:val="0"/>
+          <w:color w:val="2B2B2B"/>
+          <w:sz w:val="22"/>
+        </w:rPr>
+        <w:t xml:space="preserve">, que el Docente pega en el </w:t>
+      </w:r>
+      <w:r>
+        <w:rPr>
+          <w:rFonts w:ascii="Calibri" w:hAnsi="Calibri"/>
+          <w:b/>
+          <w:color w:val="2B2B2B"/>
+          <w:sz w:val="22"/>
+        </w:rPr>
+        <w:t>chat del Meet</w:t>
+      </w:r>
+      <w:r>
+        <w:rPr>
+          <w:rFonts w:ascii="Calibri" w:hAnsi="Calibri"/>
+          <w:b w:val="0"/>
+          <w:color w:val="2B2B2B"/>
+          <w:sz w:val="22"/>
+        </w:rPr>
+        <w:t xml:space="preserve"> al empezar. No hay que instalar nada ni crear cuenta. Al final sale la </w:t>
+      </w:r>
+      <w:r>
+        <w:rPr>
+          <w:rFonts w:ascii="Calibri" w:hAnsi="Calibri"/>
+          <w:b/>
+          <w:color w:val="2B2B2B"/>
+          <w:sz w:val="22"/>
+        </w:rPr>
+        <w:t>tabla de posiciones</w:t>
+      </w:r>
+      <w:r>
+        <w:rPr>
+          <w:rFonts w:ascii="Calibri" w:hAnsi="Calibri"/>
+          <w:b w:val="0"/>
+          <w:color w:val="2B2B2B"/>
+          <w:sz w:val="22"/>
+        </w:rPr>
+        <w:t xml:space="preserve"> y los </w:t>
+      </w:r>
+      <w:r>
+        <w:rPr>
+          <w:rFonts w:ascii="Calibri" w:hAnsi="Calibri"/>
+          <w:b/>
+          <w:color w:val="2B2B2B"/>
+          <w:sz w:val="22"/>
+        </w:rPr>
+        <w:t>tres primeros</w:t>
+      </w:r>
+      <w:r>
+        <w:rPr>
+          <w:rFonts w:ascii="Calibri" w:hAnsi="Calibri"/>
+          <w:b w:val="0"/>
+          <w:color w:val="2B2B2B"/>
+          <w:sz w:val="22"/>
+        </w:rPr>
+        <w:t xml:space="preserve"> juegan la ronda final con sus propias frases. Hay </w:t>
+      </w:r>
+      <w:r>
+        <w:rPr>
+          <w:rFonts w:ascii="Calibri" w:hAnsi="Calibri"/>
+          <w:b/>
+          <w:color w:val="2B2B2B"/>
+          <w:sz w:val="22"/>
+        </w:rPr>
+        <w:t>premio</w:t>
+      </w:r>
+      <w:r>
+        <w:rPr>
+          <w:rFonts w:ascii="Calibri" w:hAnsi="Calibri"/>
+          <w:b w:val="0"/>
+          <w:color w:val="2B2B2B"/>
+          <w:sz w:val="22"/>
+        </w:rPr>
+        <w:t xml:space="preserve">. Con 50 matriculados no alcanzamos a presentarnos uno por uno, y así igual nos conocemos. Si te la pierdes, el evento queda </w:t>
+      </w:r>
+      <w:r>
+        <w:rPr>
+          <w:rFonts w:ascii="Calibri" w:hAnsi="Calibri"/>
+          <w:b/>
+          <w:color w:val="2B2B2B"/>
+          <w:sz w:val="22"/>
+        </w:rPr>
+        <w:t>abierto 48 horas</w:t>
+      </w:r>
+      <w:r>
+        <w:rPr>
+          <w:rFonts w:ascii="Calibri" w:hAnsi="Calibri"/>
+          <w:b w:val="0"/>
+          <w:color w:val="2B2B2B"/>
+          <w:sz w:val="22"/>
+        </w:rPr>
+        <w:t xml:space="preserve">: puedes jugar aunque ya no entres en la tabla. Las </w:t>
+      </w:r>
+      <w:r>
+        <w:rPr>
+          <w:rFonts w:ascii="Calibri" w:hAnsi="Calibri"/>
+          <w:b/>
+          <w:color w:val="2B2B2B"/>
+          <w:sz w:val="22"/>
+        </w:rPr>
+        <w:t>preguntas</w:t>
+      </w:r>
+      <w:r>
+        <w:rPr>
+          <w:rFonts w:ascii="Calibri" w:hAnsi="Calibri"/>
+          <w:b w:val="0"/>
+          <w:color w:val="2B2B2B"/>
+          <w:sz w:val="22"/>
+        </w:rPr>
+        <w:t xml:space="preserve"> de toda la sesión también van por el </w:t>
+      </w:r>
+      <w:r>
+        <w:rPr>
+          <w:rFonts w:ascii="Calibri" w:hAnsi="Calibri"/>
+          <w:b/>
+          <w:color w:val="2B2B2B"/>
+          <w:sz w:val="22"/>
+        </w:rPr>
+        <w:t>Q&amp;A</w:t>
+      </w:r>
+      <w:r>
+        <w:rPr>
+          <w:rFonts w:ascii="Calibri" w:hAnsi="Calibri"/>
+          <w:b w:val="0"/>
+          <w:color w:val="2B2B2B"/>
+          <w:sz w:val="22"/>
+        </w:rPr>
+        <w:t xml:space="preserve"> de ese mismo Slido.</w:t>
       </w:r>
     </w:p>
     <w:p>
@@ -2211,7 +2391,7 @@
           <w:color w:val="2B2B2B"/>
           <w:sz w:val="22"/>
         </w:rPr>
-        <w:t xml:space="preserve"> — bienvenida, el Docente, rompehielos en el formulario «Preséntate» (slide Preséntate), contenido, recursos y acuerdos. La </w:t>
+        <w:t xml:space="preserve"> — bienvenida, el Docente, el juego de presentación en Slido (slide Preséntate), contenido, recursos y acuerdos. La </w:t>
       </w:r>
       <w:r>
         <w:rPr>
@@ -2516,11 +2696,38 @@
       <w:r>
         <w:rPr>
           <w:rFonts w:ascii="Calibri" w:hAnsi="Calibri"/>
+          <w:b/>
+          <w:color w:val="2B2B2B"/>
+          <w:sz w:val="22"/>
+        </w:rPr>
+        <w:t>El juego de Slido</w:t>
+      </w:r>
+      <w:r>
+        <w:rPr>
+          <w:rFonts w:ascii="Calibri" w:hAnsi="Calibri"/>
           <w:b w:val="0"/>
           <w:color w:val="2B2B2B"/>
           <w:sz w:val="22"/>
         </w:rPr>
-        <w:t>El formulario «Preséntate» es para presentarte / mapear expectativas; no sustituye la entrega en CDigital.</w:t>
+        <w:t xml:space="preserve"> es el rompehielos de la Sesión 01: sirve para conocernos y </w:t>
+      </w:r>
+      <w:r>
+        <w:rPr>
+          <w:rFonts w:ascii="Calibri" w:hAnsi="Calibri"/>
+          <w:b/>
+          <w:color w:val="2B2B2B"/>
+          <w:sz w:val="22"/>
+        </w:rPr>
+        <w:t>no da nota</w:t>
+      </w:r>
+      <w:r>
+        <w:rPr>
+          <w:rFonts w:ascii="Calibri" w:hAnsi="Calibri"/>
+          <w:b w:val="0"/>
+          <w:color w:val="2B2B2B"/>
+          <w:sz w:val="22"/>
+        </w:rPr>
+        <w:t xml:space="preserve"> ni sustituye ninguna entrega de CDigital.</w:t>
       </w:r>
     </w:p>
     <w:p>
@@ -2531,7 +2738,25 @@
           <w:color w:val="2B2B2B"/>
           <w:sz w:val="22"/>
         </w:rPr>
-        <w:t>*Si falta un enlace (Meet, CDigital o el rompehielos), el Docente lo publicará en el canal del curso.*</w:t>
+        <w:t xml:space="preserve">*Si falta un enlace (Meet, CDigital o el rompehielos), el Docente lo publicará en el canal del curso; el del rompehielos, además, lo pega en el </w:t>
+      </w:r>
+      <w:r>
+        <w:rPr>
+          <w:rFonts w:ascii="Calibri" w:hAnsi="Calibri"/>
+          <w:b/>
+          <w:color w:val="2B2B2B"/>
+          <w:sz w:val="22"/>
+        </w:rPr>
+        <w:t>chat del Meet</w:t>
+      </w:r>
+      <w:r>
+        <w:rPr>
+          <w:rFonts w:ascii="Calibri" w:hAnsi="Calibri"/>
+          <w:b w:val="0"/>
+          <w:color w:val="2B2B2B"/>
+          <w:sz w:val="22"/>
+        </w:rPr>
+        <w:t xml:space="preserve"> al empezar la Sesión 01.*</w:t>
       </w:r>
     </w:p>
     <w:sectPr>

--- a/Especializacion/Proyecto I/Clases/LEEME - Material para estudiantes.docx
+++ b/Especializacion/Proyecto I/Clases/LEEME - Material para estudiantes.docx
@@ -2738,7 +2738,7 @@
           <w:color w:val="2B2B2B"/>
           <w:sz w:val="22"/>
         </w:rPr>
-        <w:t xml:space="preserve">*Si falta un enlace (Meet, CDigital o el rompehielos), el Docente lo publicará en el canal del curso; el del rompehielos, además, lo pega en el </w:t>
+        <w:t xml:space="preserve">Si falta un enlace (Meet, CDigital o el rompehielos), el Docente lo publicará en el canal del curso; el del rompehielos, además, lo pega en el </w:t>
       </w:r>
       <w:r>
         <w:rPr>
@@ -2756,7 +2756,7 @@
           <w:color w:val="2B2B2B"/>
           <w:sz w:val="22"/>
         </w:rPr>
-        <w:t xml:space="preserve"> al empezar la Sesión 01.*</w:t>
+        <w:t xml:space="preserve"> al empezar la Sesión 01.</w:t>
       </w:r>
     </w:p>
     <w:sectPr>

--- a/Especializacion/Proyecto I/Clases/LEEME - Material para estudiantes.docx
+++ b/Especializacion/Proyecto I/Clases/LEEME - Material para estudiantes.docx
@@ -725,7 +725,7 @@
                 <w:color w:val="2B2B2B"/>
                 <w:sz w:val="20"/>
               </w:rPr>
-              <w:t>https://drive.google.com/drive/folders/1EHck-ZdbwwLJtDk2NsS4UDL1UMf1sLqZ?usp=sharing</w:t>
+              <w:t>https://drive.google.com/drive/folders/1TPGCeqIsaCQsh4-n5sniy68EnE7HYOal?usp=sharing</w:t>
             </w:r>
           </w:p>
         </w:tc>
